--- a/Weekly_Assignments/Assignment 3/Experiment1Dipinroka.docx
+++ b/Weekly_Assignments/Assignment 3/Experiment1Dipinroka.docx
@@ -26,7 +26,7 @@
                     <pic:cNvPicPr/>
                   </pic:nvPicPr>
                   <pic:blipFill>
-                    <a:blip r:embed="rId5"/>
+                    <a:blip r:embed="rId7"/>
                     <a:stretch>
                       <a:fillRect/>
                     </a:stretch>
@@ -244,7 +244,7 @@
         </w:rPr>
         <w:t xml:space="preserve">                                                    </w:t>
       </w:r>
-      <w:hyperlink r:id="rId6" w:history="1">
+      <w:hyperlink r:id="rId8" w:history="1">
         <w:proofErr w:type="spellStart"/>
         <w:r>
           <w:rPr>
@@ -433,12 +433,16 @@
         <w:spacing w:after="337" w:line="259" w:lineRule="auto"/>
         <w:ind w:right="63"/>
         <w:jc w:val="center"/>
-      </w:pPr>
-      <w:r>
         <w:rPr>
           <w:b/>
           <w:sz w:val="32"/>
         </w:rPr>
+      </w:pPr>
+      <w:r>
+        <w:rPr>
+          <w:b/>
+          <w:sz w:val="32"/>
+        </w:rPr>
         <w:lastRenderedPageBreak/>
         <w:t xml:space="preserve">Experiment No.: </w:t>
       </w:r>
@@ -452,42 +456,24 @@
     </w:p>
     <w:p>
       <w:pPr>
-        <w:pStyle w:val="Heading1"/>
-        <w:spacing w:after="177"/>
-        <w:ind w:left="-5" w:right="0"/>
+        <w:spacing w:after="337" w:line="259" w:lineRule="auto"/>
+        <w:ind w:right="63"/>
         <w:jc w:val="center"/>
-      </w:pPr>
-      <w:r>
-        <w:rPr>
-          <w:rFonts w:ascii="Open Sans" w:hAnsi="Open Sans" w:cs="Open Sans"/>
-          <w:color w:val="262626"/>
-          <w:sz w:val="21"/>
-          <w:szCs w:val="21"/>
-          <w:shd w:val="clear" w:color="auto" w:fill="FFFFFF"/>
-        </w:rPr>
-        <w:t xml:space="preserve">A retail company relies on manually prepared reports to monitor business performance. Develop a Power BI dashboard showing sales, revenue, </w:t>
-      </w:r>
-      <w:proofErr w:type="gramStart"/>
-      <w:r>
-        <w:rPr>
-          <w:rFonts w:ascii="Open Sans" w:hAnsi="Open Sans" w:cs="Open Sans"/>
-          <w:color w:val="262626"/>
-          <w:sz w:val="21"/>
-          <w:szCs w:val="21"/>
-          <w:shd w:val="clear" w:color="auto" w:fill="FFFFFF"/>
-        </w:rPr>
-        <w:t>profit</w:t>
-      </w:r>
-      <w:proofErr w:type="gramEnd"/>
-      <w:r>
-        <w:rPr>
-          <w:rFonts w:ascii="Open Sans" w:hAnsi="Open Sans" w:cs="Open Sans"/>
-          <w:color w:val="262626"/>
-          <w:sz w:val="21"/>
-          <w:szCs w:val="21"/>
-          <w:shd w:val="clear" w:color="auto" w:fill="FFFFFF"/>
-        </w:rPr>
-        <w:t xml:space="preserve"> and product performance.</w:t>
+        <w:rPr>
+          <w:b/>
+          <w:bCs/>
+          <w:sz w:val="32"/>
+          <w:szCs w:val="32"/>
+        </w:rPr>
+      </w:pPr>
+      <w:r>
+        <w:rPr>
+          <w:b/>
+          <w:bCs/>
+          <w:sz w:val="32"/>
+          <w:szCs w:val="32"/>
+        </w:rPr>
+        <w:t>Retail Sales &amp; Profit Performance Dashboard</w:t>
       </w:r>
     </w:p>
     <w:p>
@@ -496,13 +482,6 @@
         <w:ind w:left="0" w:right="0" w:firstLine="0"/>
         <w:jc w:val="left"/>
       </w:pPr>
-      <w:r>
-        <w:rPr>
-          <w:b/>
-          <w:sz w:val="32"/>
-        </w:rPr>
-        <w:t xml:space="preserve"> </w:t>
-      </w:r>
     </w:p>
     <w:p>
       <w:pPr>
@@ -613,9 +592,12 @@
     </w:p>
     <w:p>
       <w:pPr>
-        <w:spacing w:after="175" w:line="259" w:lineRule="auto"/>
+        <w:spacing w:after="120" w:line="259" w:lineRule="auto"/>
         <w:ind w:left="0" w:right="0" w:firstLine="0"/>
         <w:jc w:val="left"/>
+        <w:rPr>
+          <w:b/>
+        </w:rPr>
       </w:pPr>
     </w:p>
     <w:p>
@@ -710,6 +692,66 @@
         <w:ind w:right="50" w:hanging="360"/>
       </w:pPr>
       <w:r>
+        <w:rPr>
+          <w:noProof/>
+        </w:rPr>
+        <w:drawing>
+          <wp:anchor distT="0" distB="0" distL="114300" distR="114300" simplePos="0" relativeHeight="251659264" behindDoc="1" locked="0" layoutInCell="1" allowOverlap="1" wp14:anchorId="2B0B0C4D" wp14:editId="73C68C3A">
+            <wp:simplePos x="0" y="0"/>
+            <wp:positionH relativeFrom="page">
+              <wp:align>center</wp:align>
+            </wp:positionH>
+            <wp:positionV relativeFrom="paragraph">
+              <wp:posOffset>864235</wp:posOffset>
+            </wp:positionV>
+            <wp:extent cx="5022850" cy="2996565"/>
+            <wp:effectExtent l="0" t="0" r="6350" b="0"/>
+            <wp:wrapThrough wrapText="bothSides">
+              <wp:wrapPolygon edited="0">
+                <wp:start x="0" y="0"/>
+                <wp:lineTo x="0" y="21421"/>
+                <wp:lineTo x="21545" y="21421"/>
+                <wp:lineTo x="21545" y="0"/>
+                <wp:lineTo x="0" y="0"/>
+              </wp:wrapPolygon>
+            </wp:wrapThrough>
+            <wp:docPr id="246" name="Picture 246"/>
+            <wp:cNvGraphicFramePr/>
+            <a:graphic xmlns:a="http://schemas.openxmlformats.org/drawingml/2006/main">
+              <a:graphicData uri="http://schemas.openxmlformats.org/drawingml/2006/picture">
+                <pic:pic xmlns:pic="http://schemas.openxmlformats.org/drawingml/2006/picture">
+                  <pic:nvPicPr>
+                    <pic:cNvPr id="246" name="Picture 246"/>
+                    <pic:cNvPicPr/>
+                  </pic:nvPicPr>
+                  <pic:blipFill>
+                    <a:blip r:embed="rId9">
+                      <a:extLst>
+                        <a:ext uri="{28A0092B-C50C-407E-A947-70E740481C1C}">
+                          <a14:useLocalDpi xmlns:a14="http://schemas.microsoft.com/office/drawing/2010/main" val="0"/>
+                        </a:ext>
+                      </a:extLst>
+                    </a:blip>
+                    <a:stretch>
+                      <a:fillRect/>
+                    </a:stretch>
+                  </pic:blipFill>
+                  <pic:spPr>
+                    <a:xfrm>
+                      <a:off x="0" y="0"/>
+                      <a:ext cx="5022850" cy="2996565"/>
+                    </a:xfrm>
+                    <a:prstGeom prst="rect">
+                      <a:avLst/>
+                    </a:prstGeom>
+                  </pic:spPr>
+                </pic:pic>
+              </a:graphicData>
+            </a:graphic>
+          </wp:anchor>
+        </w:drawing>
+      </w:r>
+      <w:r>
         <w:t xml:space="preserve">Imported all datasets using the Get Data option (Get Data → Excel Workbook, Get Data → Text/CSV). </w:t>
       </w:r>
     </w:p>
@@ -722,6 +764,7 @@
         <w:ind w:right="50" w:hanging="360"/>
       </w:pPr>
       <w:r>
+        <w:lastRenderedPageBreak/>
         <w:t xml:space="preserve">Connected to the MySQL database using Get Data → Database → MySQL </w:t>
       </w:r>
       <w:proofErr w:type="gramStart"/>
@@ -748,6 +791,18 @@
     </w:p>
     <w:p>
       <w:pPr>
+        <w:spacing w:after="166"/>
+        <w:ind w:right="50"/>
+      </w:pPr>
+    </w:p>
+    <w:p>
+      <w:pPr>
+        <w:spacing w:after="166"/>
+        <w:ind w:right="50"/>
+      </w:pPr>
+    </w:p>
+    <w:p>
+      <w:pPr>
         <w:spacing w:after="120" w:line="259" w:lineRule="auto"/>
         <w:ind w:left="-5" w:right="0"/>
         <w:jc w:val="left"/>
@@ -844,7 +899,6 @@
         <w:ind w:right="50" w:hanging="360"/>
       </w:pPr>
       <w:r>
-        <w:lastRenderedPageBreak/>
         <w:t xml:space="preserve">Created relationships between the Sales (fact table), Customer, and Product (dimension tables) using common key columns such as Customer Key and Product Key. </w:t>
       </w:r>
     </w:p>
@@ -892,6 +946,76 @@
     </w:p>
     <w:p>
       <w:pPr>
+        <w:spacing w:after="155"/>
+        <w:ind w:right="50"/>
+      </w:pPr>
+      <w:r>
+        <w:rPr>
+          <w:noProof/>
+        </w:rPr>
+        <w:drawing>
+          <wp:anchor distT="0" distB="0" distL="114300" distR="114300" simplePos="0" relativeHeight="251662336" behindDoc="0" locked="0" layoutInCell="1" allowOverlap="1" wp14:anchorId="629464D9" wp14:editId="2EAA0905">
+            <wp:simplePos x="0" y="0"/>
+            <wp:positionH relativeFrom="margin">
+              <wp:align>left</wp:align>
+            </wp:positionH>
+            <wp:positionV relativeFrom="paragraph">
+              <wp:posOffset>9525</wp:posOffset>
+            </wp:positionV>
+            <wp:extent cx="5828665" cy="3129280"/>
+            <wp:effectExtent l="0" t="0" r="635" b="0"/>
+            <wp:wrapNone/>
+            <wp:docPr id="318" name="Picture 318"/>
+            <wp:cNvGraphicFramePr/>
+            <a:graphic xmlns:a="http://schemas.openxmlformats.org/drawingml/2006/main">
+              <a:graphicData uri="http://schemas.openxmlformats.org/drawingml/2006/picture">
+                <pic:pic xmlns:pic="http://schemas.openxmlformats.org/drawingml/2006/picture">
+                  <pic:nvPicPr>
+                    <pic:cNvPr id="318" name="Picture 318"/>
+                    <pic:cNvPicPr/>
+                  </pic:nvPicPr>
+                  <pic:blipFill>
+                    <a:blip r:embed="rId10"/>
+                    <a:stretch>
+                      <a:fillRect/>
+                    </a:stretch>
+                  </pic:blipFill>
+                  <pic:spPr>
+                    <a:xfrm>
+                      <a:off x="0" y="0"/>
+                      <a:ext cx="5828665" cy="3129280"/>
+                    </a:xfrm>
+                    <a:prstGeom prst="rect">
+                      <a:avLst/>
+                    </a:prstGeom>
+                  </pic:spPr>
+                </pic:pic>
+              </a:graphicData>
+            </a:graphic>
+          </wp:anchor>
+        </w:drawing>
+      </w:r>
+    </w:p>
+    <w:p>
+      <w:pPr>
+        <w:spacing w:after="155"/>
+        <w:ind w:right="50"/>
+      </w:pPr>
+    </w:p>
+    <w:p>
+      <w:pPr>
+        <w:spacing w:after="155"/>
+        <w:ind w:right="50"/>
+      </w:pPr>
+    </w:p>
+    <w:p>
+      <w:pPr>
+        <w:spacing w:after="155"/>
+        <w:ind w:right="50"/>
+      </w:pPr>
+    </w:p>
+    <w:p>
+      <w:pPr>
         <w:spacing w:after="120" w:line="259" w:lineRule="auto"/>
         <w:ind w:left="-5" w:right="0"/>
         <w:jc w:val="left"/>
@@ -961,6 +1085,7 @@
         <w:ind w:left="-5"/>
       </w:pPr>
       <w:r>
+        <w:lastRenderedPageBreak/>
         <w:t>Output</w:t>
       </w:r>
       <w:r>
@@ -1058,50 +1183,12 @@
       <w:r>
         <w:t xml:space="preserve"> </w:t>
       </w:r>
-    </w:p>
-    <w:p>
-      <w:pPr>
-        <w:spacing w:after="218" w:line="259" w:lineRule="auto"/>
-        <w:ind w:left="0" w:right="0" w:firstLine="0"/>
-        <w:jc w:val="left"/>
-      </w:pPr>
-      <w:r>
-        <w:t xml:space="preserve"> </w:t>
-      </w:r>
-    </w:p>
-    <w:p>
-      <w:pPr>
-        <w:spacing w:after="216" w:line="259" w:lineRule="auto"/>
-        <w:ind w:left="0" w:right="0" w:firstLine="0"/>
-        <w:jc w:val="left"/>
-      </w:pPr>
-      <w:r>
-        <w:t xml:space="preserve"> </w:t>
-      </w:r>
-    </w:p>
-    <w:p>
-      <w:pPr>
-        <w:spacing w:after="0" w:line="259" w:lineRule="auto"/>
-        <w:ind w:left="0" w:right="0" w:firstLine="0"/>
-        <w:jc w:val="left"/>
-      </w:pPr>
-      <w:r>
-        <w:t xml:space="preserve"> </w:t>
-      </w:r>
-    </w:p>
-    <w:p>
-      <w:pPr>
-        <w:spacing w:after="286" w:line="259" w:lineRule="auto"/>
-        <w:ind w:left="0" w:right="0" w:firstLine="0"/>
-        <w:jc w:val="left"/>
-      </w:pPr>
       <w:r>
         <w:rPr>
           <w:noProof/>
         </w:rPr>
-        <w:lastRenderedPageBreak/>
         <w:drawing>
-          <wp:inline distT="0" distB="0" distL="0" distR="0" wp14:anchorId="51936864" wp14:editId="1F18ACEE">
+          <wp:inline distT="0" distB="0" distL="0" distR="0" wp14:anchorId="15478695" wp14:editId="249C10B2">
             <wp:extent cx="5943600" cy="3714750"/>
             <wp:effectExtent l="0" t="0" r="0" b="0"/>
             <wp:docPr id="294" name="Picture 294"/>
@@ -1114,7 +1201,7 @@
                     <pic:cNvPicPr/>
                   </pic:nvPicPr>
                   <pic:blipFill>
-                    <a:blip r:embed="rId7"/>
+                    <a:blip r:embed="rId11"/>
                     <a:stretch>
                       <a:fillRect/>
                     </a:stretch>
@@ -1137,16 +1224,6 @@
     </w:p>
     <w:p>
       <w:pPr>
-        <w:spacing w:after="207" w:line="259" w:lineRule="auto"/>
-        <w:ind w:left="0" w:right="0" w:firstLine="0"/>
-        <w:jc w:val="left"/>
-      </w:pPr>
-      <w:r>
-        <w:t xml:space="preserve"> </w:t>
-      </w:r>
-    </w:p>
-    <w:p>
-      <w:pPr>
         <w:spacing w:after="0" w:line="259" w:lineRule="auto"/>
         <w:ind w:left="0" w:right="0" w:firstLine="0"/>
         <w:jc w:val="right"/>
@@ -1155,6 +1232,7 @@
         <w:rPr>
           <w:noProof/>
         </w:rPr>
+        <w:lastRenderedPageBreak/>
         <w:drawing>
           <wp:inline distT="0" distB="0" distL="0" distR="0" wp14:anchorId="10AEEFD2" wp14:editId="2232F819">
             <wp:extent cx="5943600" cy="3582670"/>
@@ -1169,7 +1247,7 @@
                     <pic:cNvPicPr/>
                   </pic:nvPicPr>
                   <pic:blipFill>
-                    <a:blip r:embed="rId8"/>
+                    <a:blip r:embed="rId12"/>
                     <a:stretch>
                       <a:fillRect/>
                     </a:stretch>
@@ -1199,532 +1277,6 @@
         <w:ind w:left="-225" w:right="0" w:firstLine="0"/>
         <w:jc w:val="left"/>
       </w:pPr>
-      <w:r>
-        <w:rPr>
-          <w:rFonts w:ascii="Calibri" w:eastAsia="Calibri" w:hAnsi="Calibri" w:cs="Calibri"/>
-          <w:noProof/>
-          <w:sz w:val="22"/>
-        </w:rPr>
-        <w:lastRenderedPageBreak/>
-        <mc:AlternateContent>
-          <mc:Choice Requires="wpg">
-            <w:drawing>
-              <wp:inline distT="0" distB="0" distL="0" distR="0" wp14:anchorId="1864A263" wp14:editId="67B6787E">
-                <wp:extent cx="5828919" cy="3129280"/>
-                <wp:effectExtent l="0" t="0" r="0" b="0"/>
-                <wp:docPr id="2842" name="Group 2842"/>
-                <wp:cNvGraphicFramePr/>
-                <a:graphic xmlns:a="http://schemas.openxmlformats.org/drawingml/2006/main">
-                  <a:graphicData uri="http://schemas.microsoft.com/office/word/2010/wordprocessingGroup">
-                    <wpg:wgp>
-                      <wpg:cNvGrpSpPr/>
-                      <wpg:grpSpPr>
-                        <a:xfrm>
-                          <a:off x="0" y="0"/>
-                          <a:ext cx="5828919" cy="3129280"/>
-                          <a:chOff x="0" y="0"/>
-                          <a:chExt cx="5828919" cy="3129280"/>
-                        </a:xfrm>
-                      </wpg:grpSpPr>
-                      <pic:pic xmlns:pic="http://schemas.openxmlformats.org/drawingml/2006/picture">
-                        <pic:nvPicPr>
-                          <pic:cNvPr id="318" name="Picture 318"/>
-                          <pic:cNvPicPr/>
-                        </pic:nvPicPr>
-                        <pic:blipFill>
-                          <a:blip r:embed="rId9"/>
-                          <a:stretch>
-                            <a:fillRect/>
-                          </a:stretch>
-                        </pic:blipFill>
-                        <pic:spPr>
-                          <a:xfrm>
-                            <a:off x="0" y="0"/>
-                            <a:ext cx="5828919" cy="3129280"/>
-                          </a:xfrm>
-                          <a:prstGeom prst="rect">
-                            <a:avLst/>
-                          </a:prstGeom>
-                        </pic:spPr>
-                      </pic:pic>
-                      <wps:wsp>
-                        <wps:cNvPr id="320" name="Rectangle 320"/>
-                        <wps:cNvSpPr/>
-                        <wps:spPr>
-                          <a:xfrm>
-                            <a:off x="143180" y="296773"/>
-                            <a:ext cx="50673" cy="224380"/>
-                          </a:xfrm>
-                          <a:prstGeom prst="rect">
-                            <a:avLst/>
-                          </a:prstGeom>
-                          <a:ln>
-                            <a:noFill/>
-                          </a:ln>
-                        </wps:spPr>
-                        <wps:txbx>
-                          <w:txbxContent>
-                            <w:p>
-                              <w:pPr>
-                                <w:spacing w:after="160" w:line="259" w:lineRule="auto"/>
-                                <w:ind w:left="0" w:right="0" w:firstLine="0"/>
-                                <w:jc w:val="left"/>
-                              </w:pPr>
-                              <w:r>
-                                <w:t xml:space="preserve"> </w:t>
-                              </w:r>
-                            </w:p>
-                          </w:txbxContent>
-                        </wps:txbx>
-                        <wps:bodyPr horzOverflow="overflow" vert="horz" lIns="0" tIns="0" rIns="0" bIns="0" rtlCol="0">
-                          <a:noAutofit/>
-                        </wps:bodyPr>
-                      </wps:wsp>
-                      <wps:wsp>
-                        <wps:cNvPr id="321" name="Rectangle 321"/>
-                        <wps:cNvSpPr/>
-                        <wps:spPr>
-                          <a:xfrm>
-                            <a:off x="143180" y="624434"/>
-                            <a:ext cx="50673" cy="224380"/>
-                          </a:xfrm>
-                          <a:prstGeom prst="rect">
-                            <a:avLst/>
-                          </a:prstGeom>
-                          <a:ln>
-                            <a:noFill/>
-                          </a:ln>
-                        </wps:spPr>
-                        <wps:txbx>
-                          <w:txbxContent>
-                            <w:p>
-                              <w:pPr>
-                                <w:spacing w:after="160" w:line="259" w:lineRule="auto"/>
-                                <w:ind w:left="0" w:right="0" w:firstLine="0"/>
-                                <w:jc w:val="left"/>
-                              </w:pPr>
-                              <w:r>
-                                <w:t xml:space="preserve"> </w:t>
-                              </w:r>
-                            </w:p>
-                          </w:txbxContent>
-                        </wps:txbx>
-                        <wps:bodyPr horzOverflow="overflow" vert="horz" lIns="0" tIns="0" rIns="0" bIns="0" rtlCol="0">
-                          <a:noAutofit/>
-                        </wps:bodyPr>
-                      </wps:wsp>
-                      <wps:wsp>
-                        <wps:cNvPr id="322" name="Rectangle 322"/>
-                        <wps:cNvSpPr/>
-                        <wps:spPr>
-                          <a:xfrm>
-                            <a:off x="143180" y="953617"/>
-                            <a:ext cx="50673" cy="224380"/>
-                          </a:xfrm>
-                          <a:prstGeom prst="rect">
-                            <a:avLst/>
-                          </a:prstGeom>
-                          <a:ln>
-                            <a:noFill/>
-                          </a:ln>
-                        </wps:spPr>
-                        <wps:txbx>
-                          <w:txbxContent>
-                            <w:p>
-                              <w:pPr>
-                                <w:spacing w:after="160" w:line="259" w:lineRule="auto"/>
-                                <w:ind w:left="0" w:right="0" w:firstLine="0"/>
-                                <w:jc w:val="left"/>
-                              </w:pPr>
-                              <w:r>
-                                <w:t xml:space="preserve"> </w:t>
-                              </w:r>
-                            </w:p>
-                          </w:txbxContent>
-                        </wps:txbx>
-                        <wps:bodyPr horzOverflow="overflow" vert="horz" lIns="0" tIns="0" rIns="0" bIns="0" rtlCol="0">
-                          <a:noAutofit/>
-                        </wps:bodyPr>
-                      </wps:wsp>
-                      <wps:wsp>
-                        <wps:cNvPr id="323" name="Rectangle 323"/>
-                        <wps:cNvSpPr/>
-                        <wps:spPr>
-                          <a:xfrm>
-                            <a:off x="143180" y="1281277"/>
-                            <a:ext cx="50673" cy="224380"/>
-                          </a:xfrm>
-                          <a:prstGeom prst="rect">
-                            <a:avLst/>
-                          </a:prstGeom>
-                          <a:ln>
-                            <a:noFill/>
-                          </a:ln>
-                        </wps:spPr>
-                        <wps:txbx>
-                          <w:txbxContent>
-                            <w:p>
-                              <w:pPr>
-                                <w:spacing w:after="160" w:line="259" w:lineRule="auto"/>
-                                <w:ind w:left="0" w:right="0" w:firstLine="0"/>
-                                <w:jc w:val="left"/>
-                              </w:pPr>
-                              <w:r>
-                                <w:t xml:space="preserve"> </w:t>
-                              </w:r>
-                            </w:p>
-                          </w:txbxContent>
-                        </wps:txbx>
-                        <wps:bodyPr horzOverflow="overflow" vert="horz" lIns="0" tIns="0" rIns="0" bIns="0" rtlCol="0">
-                          <a:noAutofit/>
-                        </wps:bodyPr>
-                      </wps:wsp>
-                      <wps:wsp>
-                        <wps:cNvPr id="324" name="Rectangle 324"/>
-                        <wps:cNvSpPr/>
-                        <wps:spPr>
-                          <a:xfrm>
-                            <a:off x="143180" y="1610461"/>
-                            <a:ext cx="50673" cy="224380"/>
-                          </a:xfrm>
-                          <a:prstGeom prst="rect">
-                            <a:avLst/>
-                          </a:prstGeom>
-                          <a:ln>
-                            <a:noFill/>
-                          </a:ln>
-                        </wps:spPr>
-                        <wps:txbx>
-                          <w:txbxContent>
-                            <w:p>
-                              <w:pPr>
-                                <w:spacing w:after="160" w:line="259" w:lineRule="auto"/>
-                                <w:ind w:left="0" w:right="0" w:firstLine="0"/>
-                                <w:jc w:val="left"/>
-                              </w:pPr>
-                              <w:r>
-                                <w:t xml:space="preserve"> </w:t>
-                              </w:r>
-                            </w:p>
-                          </w:txbxContent>
-                        </wps:txbx>
-                        <wps:bodyPr horzOverflow="overflow" vert="horz" lIns="0" tIns="0" rIns="0" bIns="0" rtlCol="0">
-                          <a:noAutofit/>
-                        </wps:bodyPr>
-                      </wps:wsp>
-                      <wps:wsp>
-                        <wps:cNvPr id="325" name="Rectangle 325"/>
-                        <wps:cNvSpPr/>
-                        <wps:spPr>
-                          <a:xfrm>
-                            <a:off x="143180" y="1938122"/>
-                            <a:ext cx="50673" cy="224380"/>
-                          </a:xfrm>
-                          <a:prstGeom prst="rect">
-                            <a:avLst/>
-                          </a:prstGeom>
-                          <a:ln>
-                            <a:noFill/>
-                          </a:ln>
-                        </wps:spPr>
-                        <wps:txbx>
-                          <w:txbxContent>
-                            <w:p>
-                              <w:pPr>
-                                <w:spacing w:after="160" w:line="259" w:lineRule="auto"/>
-                                <w:ind w:left="0" w:right="0" w:firstLine="0"/>
-                                <w:jc w:val="left"/>
-                              </w:pPr>
-                              <w:r>
-                                <w:t xml:space="preserve"> </w:t>
-                              </w:r>
-                            </w:p>
-                          </w:txbxContent>
-                        </wps:txbx>
-                        <wps:bodyPr horzOverflow="overflow" vert="horz" lIns="0" tIns="0" rIns="0" bIns="0" rtlCol="0">
-                          <a:noAutofit/>
-                        </wps:bodyPr>
-                      </wps:wsp>
-                      <wps:wsp>
-                        <wps:cNvPr id="326" name="Rectangle 326"/>
-                        <wps:cNvSpPr/>
-                        <wps:spPr>
-                          <a:xfrm>
-                            <a:off x="143180" y="2267686"/>
-                            <a:ext cx="50673" cy="224380"/>
-                          </a:xfrm>
-                          <a:prstGeom prst="rect">
-                            <a:avLst/>
-                          </a:prstGeom>
-                          <a:ln>
-                            <a:noFill/>
-                          </a:ln>
-                        </wps:spPr>
-                        <wps:txbx>
-                          <w:txbxContent>
-                            <w:p>
-                              <w:pPr>
-                                <w:spacing w:after="160" w:line="259" w:lineRule="auto"/>
-                                <w:ind w:left="0" w:right="0" w:firstLine="0"/>
-                                <w:jc w:val="left"/>
-                              </w:pPr>
-                              <w:r>
-                                <w:t xml:space="preserve"> </w:t>
-                              </w:r>
-                            </w:p>
-                          </w:txbxContent>
-                        </wps:txbx>
-                        <wps:bodyPr horzOverflow="overflow" vert="horz" lIns="0" tIns="0" rIns="0" bIns="0" rtlCol="0">
-                          <a:noAutofit/>
-                        </wps:bodyPr>
-                      </wps:wsp>
-                      <wps:wsp>
-                        <wps:cNvPr id="327" name="Rectangle 327"/>
-                        <wps:cNvSpPr/>
-                        <wps:spPr>
-                          <a:xfrm>
-                            <a:off x="143180" y="2596871"/>
-                            <a:ext cx="50673" cy="224380"/>
-                          </a:xfrm>
-                          <a:prstGeom prst="rect">
-                            <a:avLst/>
-                          </a:prstGeom>
-                          <a:ln>
-                            <a:noFill/>
-                          </a:ln>
-                        </wps:spPr>
-                        <wps:txbx>
-                          <w:txbxContent>
-                            <w:p>
-                              <w:pPr>
-                                <w:spacing w:after="160" w:line="259" w:lineRule="auto"/>
-                                <w:ind w:left="0" w:right="0" w:firstLine="0"/>
-                                <w:jc w:val="left"/>
-                              </w:pPr>
-                              <w:r>
-                                <w:t xml:space="preserve"> </w:t>
-                              </w:r>
-                            </w:p>
-                          </w:txbxContent>
-                        </wps:txbx>
-                        <wps:bodyPr horzOverflow="overflow" vert="horz" lIns="0" tIns="0" rIns="0" bIns="0" rtlCol="0">
-                          <a:noAutofit/>
-                        </wps:bodyPr>
-                      </wps:wsp>
-                      <wps:wsp>
-                        <wps:cNvPr id="328" name="Rectangle 328"/>
-                        <wps:cNvSpPr/>
-                        <wps:spPr>
-                          <a:xfrm>
-                            <a:off x="143180" y="2924531"/>
-                            <a:ext cx="50673" cy="224380"/>
-                          </a:xfrm>
-                          <a:prstGeom prst="rect">
-                            <a:avLst/>
-                          </a:prstGeom>
-                          <a:ln>
-                            <a:noFill/>
-                          </a:ln>
-                        </wps:spPr>
-                        <wps:txbx>
-                          <w:txbxContent>
-                            <w:p>
-                              <w:pPr>
-                                <w:spacing w:after="160" w:line="259" w:lineRule="auto"/>
-                                <w:ind w:left="0" w:right="0" w:firstLine="0"/>
-                                <w:jc w:val="left"/>
-                              </w:pPr>
-                              <w:r>
-                                <w:t xml:space="preserve"> </w:t>
-                              </w:r>
-                            </w:p>
-                          </w:txbxContent>
-                        </wps:txbx>
-                        <wps:bodyPr horzOverflow="overflow" vert="horz" lIns="0" tIns="0" rIns="0" bIns="0" rtlCol="0">
-                          <a:noAutofit/>
-                        </wps:bodyPr>
-                      </wps:wsp>
-                    </wpg:wgp>
-                  </a:graphicData>
-                </a:graphic>
-              </wp:inline>
-            </w:drawing>
-          </mc:Choice>
-          <mc:Fallback>
-            <w:pict>
-              <v:group w14:anchorId="1864A263" id="Group 2842" o:spid="_x0000_s1026" style="width:458.95pt;height:246.4pt;mso-position-horizontal-relative:char;mso-position-vertical-relative:line" coordsize="58289,31292" o:gfxdata="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">
-                <v:shapetype id="_x0000_t75" coordsize="21600,21600" o:spt="75" o:preferrelative="t" path="m@4@5l@4@11@9@11@9@5xe" filled="f" stroked="f">
-                  <v:stroke joinstyle="miter"/>
-                  <v:formulas>
-                    <v:f eqn="if lineDrawn pixelLineWidth 0"/>
-                    <v:f eqn="sum @0 1 0"/>
-                    <v:f eqn="sum 0 0 @1"/>
-                    <v:f eqn="prod @2 1 2"/>
-                    <v:f eqn="prod @3 21600 pixelWidth"/>
-                    <v:f eqn="prod @3 21600 pixelHeight"/>
-                    <v:f eqn="sum @0 0 1"/>
-                    <v:f eqn="prod @6 1 2"/>
-                    <v:f eqn="prod @7 21600 pixelWidth"/>
-                    <v:f eqn="sum @8 21600 0"/>
-                    <v:f eqn="prod @7 21600 pixelHeight"/>
-                    <v:f eqn="sum @10 21600 0"/>
-                  </v:formulas>
-                  <v:path o:extrusionok="f" gradientshapeok="t" o:connecttype="rect"/>
-                  <o:lock v:ext="edit" aspectratio="t"/>
-                </v:shapetype>
-                <v:shape id="Picture 318" o:spid="_x0000_s1027" type="#_x0000_t75" style="position:absolute;width:58289;height:31292;visibility:visible;mso-wrap-style:square" o:gfxdata="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">
-                  <v:imagedata r:id="rId10" o:title=""/>
-                </v:shape>
-                <v:rect id="Rectangle 320" o:spid="_x0000_s1028" style="position:absolute;left:1431;top:2967;width:507;height:2244;visibility:visible;mso-wrap-style:square;v-text-anchor:top" o:gfxdata="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" filled="f" stroked="f">
-                  <v:textbox inset="0,0,0,0">
-                    <w:txbxContent>
-                      <w:p>
-                        <w:pPr>
-                          <w:spacing w:after="160" w:line="259" w:lineRule="auto"/>
-                          <w:ind w:left="0" w:right="0" w:firstLine="0"/>
-                          <w:jc w:val="left"/>
-                        </w:pPr>
-                        <w:r>
-                          <w:t xml:space="preserve"> </w:t>
-                        </w:r>
-                      </w:p>
-                    </w:txbxContent>
-                  </v:textbox>
-                </v:rect>
-                <v:rect id="Rectangle 321" o:spid="_x0000_s1029" style="position:absolute;left:1431;top:6244;width:507;height:2244;visibility:visible;mso-wrap-style:square;v-text-anchor:top" o:gfxdata="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" filled="f" stroked="f">
-                  <v:textbox inset="0,0,0,0">
-                    <w:txbxContent>
-                      <w:p>
-                        <w:pPr>
-                          <w:spacing w:after="160" w:line="259" w:lineRule="auto"/>
-                          <w:ind w:left="0" w:right="0" w:firstLine="0"/>
-                          <w:jc w:val="left"/>
-                        </w:pPr>
-                        <w:r>
-                          <w:t xml:space="preserve"> </w:t>
-                        </w:r>
-                      </w:p>
-                    </w:txbxContent>
-                  </v:textbox>
-                </v:rect>
-                <v:rect id="Rectangle 322" o:spid="_x0000_s1030" style="position:absolute;left:1431;top:9536;width:507;height:2243;visibility:visible;mso-wrap-style:square;v-text-anchor:top" o:gfxdata="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" filled="f" stroked="f">
-                  <v:textbox inset="0,0,0,0">
-                    <w:txbxContent>
-                      <w:p>
-                        <w:pPr>
-                          <w:spacing w:after="160" w:line="259" w:lineRule="auto"/>
-                          <w:ind w:left="0" w:right="0" w:firstLine="0"/>
-                          <w:jc w:val="left"/>
-                        </w:pPr>
-                        <w:r>
-                          <w:t xml:space="preserve"> </w:t>
-                        </w:r>
-                      </w:p>
-                    </w:txbxContent>
-                  </v:textbox>
-                </v:rect>
-                <v:rect id="Rectangle 323" o:spid="_x0000_s1031" style="position:absolute;left:1431;top:12812;width:507;height:2244;visibility:visible;mso-wrap-style:square;v-text-anchor:top" o:gfxdata="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" filled="f" stroked="f">
-                  <v:textbox inset="0,0,0,0">
-                    <w:txbxContent>
-                      <w:p>
-                        <w:pPr>
-                          <w:spacing w:after="160" w:line="259" w:lineRule="auto"/>
-                          <w:ind w:left="0" w:right="0" w:firstLine="0"/>
-                          <w:jc w:val="left"/>
-                        </w:pPr>
-                        <w:r>
-                          <w:t xml:space="preserve"> </w:t>
-                        </w:r>
-                      </w:p>
-                    </w:txbxContent>
-                  </v:textbox>
-                </v:rect>
-                <v:rect id="Rectangle 324" o:spid="_x0000_s1032" style="position:absolute;left:1431;top:16104;width:507;height:2244;visibility:visible;mso-wrap-style:square;v-text-anchor:top" o:gfxdata="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" filled="f" stroked="f">
-                  <v:textbox inset="0,0,0,0">
-                    <w:txbxContent>
-                      <w:p>
-                        <w:pPr>
-                          <w:spacing w:after="160" w:line="259" w:lineRule="auto"/>
-                          <w:ind w:left="0" w:right="0" w:firstLine="0"/>
-                          <w:jc w:val="left"/>
-                        </w:pPr>
-                        <w:r>
-                          <w:t xml:space="preserve"> </w:t>
-                        </w:r>
-                      </w:p>
-                    </w:txbxContent>
-                  </v:textbox>
-                </v:rect>
-                <v:rect id="Rectangle 325" o:spid="_x0000_s1033" style="position:absolute;left:1431;top:19381;width:507;height:2244;visibility:visible;mso-wrap-style:square;v-text-anchor:top" o:gfxdata="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" filled="f" stroked="f">
-                  <v:textbox inset="0,0,0,0">
-                    <w:txbxContent>
-                      <w:p>
-                        <w:pPr>
-                          <w:spacing w:after="160" w:line="259" w:lineRule="auto"/>
-                          <w:ind w:left="0" w:right="0" w:firstLine="0"/>
-                          <w:jc w:val="left"/>
-                        </w:pPr>
-                        <w:r>
-                          <w:t xml:space="preserve"> </w:t>
-                        </w:r>
-                      </w:p>
-                    </w:txbxContent>
-                  </v:textbox>
-                </v:rect>
-                <v:rect id="Rectangle 326" o:spid="_x0000_s1034" style="position:absolute;left:1431;top:22676;width:507;height:2244;visibility:visible;mso-wrap-style:square;v-text-anchor:top" o:gfxdata="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" filled="f" stroked="f">
-                  <v:textbox inset="0,0,0,0">
-                    <w:txbxContent>
-                      <w:p>
-                        <w:pPr>
-                          <w:spacing w:after="160" w:line="259" w:lineRule="auto"/>
-                          <w:ind w:left="0" w:right="0" w:firstLine="0"/>
-                          <w:jc w:val="left"/>
-                        </w:pPr>
-                        <w:r>
-                          <w:t xml:space="preserve"> </w:t>
-                        </w:r>
-                      </w:p>
-                    </w:txbxContent>
-                  </v:textbox>
-                </v:rect>
-                <v:rect id="Rectangle 327" o:spid="_x0000_s1035" style="position:absolute;left:1431;top:25968;width:507;height:2244;visibility:visible;mso-wrap-style:square;v-text-anchor:top" o:gfxdata="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" filled="f" stroked="f">
-                  <v:textbox inset="0,0,0,0">
-                    <w:txbxContent>
-                      <w:p>
-                        <w:pPr>
-                          <w:spacing w:after="160" w:line="259" w:lineRule="auto"/>
-                          <w:ind w:left="0" w:right="0" w:firstLine="0"/>
-                          <w:jc w:val="left"/>
-                        </w:pPr>
-                        <w:r>
-                          <w:t xml:space="preserve"> </w:t>
-                        </w:r>
-                      </w:p>
-                    </w:txbxContent>
-                  </v:textbox>
-                </v:rect>
-                <v:rect id="Rectangle 328" o:spid="_x0000_s1036" style="position:absolute;left:1431;top:29245;width:507;height:2244;visibility:visible;mso-wrap-style:square;v-text-anchor:top" o:gfxdata="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" filled="f" stroked="f">
-                  <v:textbox inset="0,0,0,0">
-                    <w:txbxContent>
-                      <w:p>
-                        <w:pPr>
-                          <w:spacing w:after="160" w:line="259" w:lineRule="auto"/>
-                          <w:ind w:left="0" w:right="0" w:firstLine="0"/>
-                          <w:jc w:val="left"/>
-                        </w:pPr>
-                        <w:r>
-                          <w:t xml:space="preserve"> </w:t>
-                        </w:r>
-                      </w:p>
-                    </w:txbxContent>
-                  </v:textbox>
-                </v:rect>
-                <w10:anchorlock/>
-              </v:group>
-            </w:pict>
-          </mc:Fallback>
-        </mc:AlternateContent>
-      </w:r>
     </w:p>
     <w:p>
       <w:pPr>
@@ -1742,7 +1294,7 @@
     <w:p>
       <w:pPr>
         <w:pStyle w:val="Heading3"/>
-        <w:ind w:left="-5"/>
+        <w:ind w:left="0" w:firstLine="0"/>
       </w:pPr>
       <w:r>
         <w:t>Conclusion</w:t>
@@ -1873,67 +1425,179 @@
         <w:ind w:left="0" w:right="0" w:firstLine="0"/>
         <w:jc w:val="left"/>
       </w:pPr>
-      <w:r>
-        <w:t xml:space="preserve"> </w:t>
-      </w:r>
-    </w:p>
-    <w:p>
-      <w:pPr>
-        <w:spacing w:after="0" w:line="259" w:lineRule="auto"/>
-        <w:ind w:left="0" w:right="0" w:firstLine="0"/>
-        <w:jc w:val="left"/>
-      </w:pPr>
-      <w:r>
-        <w:t xml:space="preserve"> </w:t>
-      </w:r>
-    </w:p>
-    <w:p>
-      <w:pPr>
-        <w:spacing w:after="0" w:line="259" w:lineRule="auto"/>
-        <w:ind w:left="0" w:right="0" w:firstLine="0"/>
-        <w:jc w:val="left"/>
-      </w:pPr>
-      <w:r>
-        <w:t xml:space="preserve"> </w:t>
-      </w:r>
-    </w:p>
-    <w:p>
-      <w:pPr>
-        <w:spacing w:after="0" w:line="259" w:lineRule="auto"/>
-        <w:ind w:left="0" w:right="0" w:firstLine="0"/>
-        <w:jc w:val="left"/>
-      </w:pPr>
-      <w:r>
-        <w:t xml:space="preserve"> </w:t>
-      </w:r>
-    </w:p>
-    <w:p>
-      <w:pPr>
-        <w:spacing w:after="0" w:line="259" w:lineRule="auto"/>
-        <w:ind w:left="0" w:right="0" w:firstLine="0"/>
-        <w:jc w:val="left"/>
-      </w:pPr>
-      <w:r>
-        <w:t xml:space="preserve"> </w:t>
-      </w:r>
-    </w:p>
-    <w:p>
-      <w:pPr>
-        <w:spacing w:after="0" w:line="259" w:lineRule="auto"/>
-        <w:ind w:left="0" w:right="0" w:firstLine="0"/>
-      </w:pPr>
-      <w:r>
-        <w:lastRenderedPageBreak/>
-        <w:t xml:space="preserve"> </w:t>
-      </w:r>
     </w:p>
     <w:sectPr>
+      <w:headerReference w:type="even" r:id="rId13"/>
+      <w:headerReference w:type="default" r:id="rId14"/>
+      <w:footerReference w:type="even" r:id="rId15"/>
+      <w:footerReference w:type="default" r:id="rId16"/>
+      <w:headerReference w:type="first" r:id="rId17"/>
+      <w:footerReference w:type="first" r:id="rId18"/>
       <w:pgSz w:w="12240" w:h="15840"/>
       <w:pgMar w:top="1440" w:right="1378" w:bottom="1461" w:left="1440" w:header="720" w:footer="720" w:gutter="0"/>
+      <w:pgBorders w:offsetFrom="page">
+        <w:top w:val="single" w:sz="6" w:space="24" w:color="auto"/>
+        <w:left w:val="single" w:sz="6" w:space="24" w:color="auto"/>
+        <w:bottom w:val="single" w:sz="6" w:space="24" w:color="auto"/>
+        <w:right w:val="single" w:sz="6" w:space="24" w:color="auto"/>
+      </w:pgBorders>
       <w:cols w:space="720"/>
     </w:sectPr>
   </w:body>
 </w:document>
+</file>
+
+<file path=word/endnotes.xml><?xml version="1.0" encoding="utf-8"?>
+<w:endnotes xmlns:wpc="http://schemas.microsoft.com/office/word/2010/wordprocessingCanvas" xmlns:cx="http://schemas.microsoft.com/office/drawing/2014/chartex" xmlns:cx1="http://schemas.microsoft.com/office/drawing/2015/9/8/chartex" xmlns:cx2="http://schemas.microsoft.com/office/drawing/2015/10/21/chartex" xmlns:cx3="http://schemas.microsoft.com/office/drawing/2016/5/9/chartex" xmlns:cx4="http://schemas.microsoft.com/office/drawing/2016/5/10/chartex" xmlns:cx5="http://schemas.microsoft.com/office/drawing/2016/5/11/chartex" xmlns:cx6="http://schemas.microsoft.com/office/drawing/2016/5/12/chartex" xmlns:cx7="http://schemas.microsoft.com/office/drawing/2016/5/13/chartex" xmlns:cx8="http://schemas.microsoft.com/office/drawing/2016/5/14/chartex" xmlns:mc="http://schemas.openxmlformats.org/markup-compatibility/2006" xmlns:aink="http://schemas.microsoft.com/office/drawing/2016/ink" xmlns:am3d="http://schemas.microsoft.com/office/drawing/2017/model3d" xmlns:o="urn:schemas-microsoft-com:office:office" xmlns:oel="http://schemas.microsoft.com/office/2019/extlst" xmlns:r="http://schemas.openxmlformats.org/officeDocument/2006/relationships" xmlns:m="http://schemas.openxmlformats.org/officeDocument/2006/math" xmlns:v="urn:schemas-microsoft-com:vml" xmlns:wp14="http://schemas.microsoft.com/office/word/2010/wordprocessingDrawing" xmlns:wp="http://schemas.openxmlformats.org/drawingml/2006/wordprocessingDrawing" xmlns:w10="urn:schemas-microsoft-com:office:word" xmlns:w="http://schemas.openxmlformats.org/wordprocessingml/2006/main" xmlns:w14="http://schemas.microsoft.com/office/word/2010/wordml" xmlns:w15="http://schemas.microsoft.com/office/word/2012/wordml" xmlns:w16cex="http://schemas.microsoft.com/office/word/2018/wordml/cex" xmlns:w16cid="http://schemas.microsoft.com/office/word/2016/wordml/cid" xmlns:w16="http://schemas.microsoft.com/office/word/2018/wordml" xmlns:w16sdtdh="http://schemas.microsoft.com/office/word/2020/wordml/sdtdatahash" xmlns:w16se="http://schemas.microsoft.com/office/word/2015/wordml/symex" xmlns:wpg="http://schemas.microsoft.com/office/word/2010/wordprocessingGroup" xmlns:wpi="http://schemas.microsoft.com/office/word/2010/wordprocessingInk" xmlns:wne="http://schemas.microsoft.com/office/word/2006/wordml" xmlns:wps="http://schemas.microsoft.com/office/word/2010/wordprocessingShape" mc:Ignorable="w14 w15 w16se w16cid w16 w16cex w16sdtdh wp14">
+  <w:endnote w:type="separator" w:id="-1">
+    <w:p>
+      <w:pPr>
+        <w:spacing w:after="0" w:line="240" w:lineRule="auto"/>
+      </w:pPr>
+      <w:r>
+        <w:separator/>
+      </w:r>
+    </w:p>
+  </w:endnote>
+  <w:endnote w:type="continuationSeparator" w:id="0">
+    <w:p>
+      <w:pPr>
+        <w:spacing w:after="0" w:line="240" w:lineRule="auto"/>
+      </w:pPr>
+      <w:r>
+        <w:continuationSeparator/>
+      </w:r>
+    </w:p>
+  </w:endnote>
+</w:endnotes>
+</file>
+
+<file path=word/footer1.xml><?xml version="1.0" encoding="utf-8"?>
+<w:ftr xmlns:wpc="http://schemas.microsoft.com/office/word/2010/wordprocessingCanvas" xmlns:cx="http://schemas.microsoft.com/office/drawing/2014/chartex" xmlns:cx1="http://schemas.microsoft.com/office/drawing/2015/9/8/chartex" xmlns:cx2="http://schemas.microsoft.com/office/drawing/2015/10/21/chartex" xmlns:cx3="http://schemas.microsoft.com/office/drawing/2016/5/9/chartex" xmlns:cx4="http://schemas.microsoft.com/office/drawing/2016/5/10/chartex" xmlns:cx5="http://schemas.microsoft.com/office/drawing/2016/5/11/chartex" xmlns:cx6="http://schemas.microsoft.com/office/drawing/2016/5/12/chartex" xmlns:cx7="http://schemas.microsoft.com/office/drawing/2016/5/13/chartex" xmlns:cx8="http://schemas.microsoft.com/office/drawing/2016/5/14/chartex" xmlns:mc="http://schemas.openxmlformats.org/markup-compatibility/2006" xmlns:aink="http://schemas.microsoft.com/office/drawing/2016/ink" xmlns:am3d="http://schemas.microsoft.com/office/drawing/2017/model3d" xmlns:o="urn:schemas-microsoft-com:office:office" xmlns:oel="http://schemas.microsoft.com/office/2019/extlst" xmlns:r="http://schemas.openxmlformats.org/officeDocument/2006/relationships" xmlns:m="http://schemas.openxmlformats.org/officeDocument/2006/math" xmlns:v="urn:schemas-microsoft-com:vml" xmlns:wp14="http://schemas.microsoft.com/office/word/2010/wordprocessingDrawing" xmlns:wp="http://schemas.openxmlformats.org/drawingml/2006/wordprocessingDrawing" xmlns:w10="urn:schemas-microsoft-com:office:word" xmlns:w="http://schemas.openxmlformats.org/wordprocessingml/2006/main" xmlns:w14="http://schemas.microsoft.com/office/word/2010/wordml" xmlns:w15="http://schemas.microsoft.com/office/word/2012/wordml" xmlns:w16cex="http://schemas.microsoft.com/office/word/2018/wordml/cex" xmlns:w16cid="http://schemas.microsoft.com/office/word/2016/wordml/cid" xmlns:w16="http://schemas.microsoft.com/office/word/2018/wordml" xmlns:w16sdtdh="http://schemas.microsoft.com/office/word/2020/wordml/sdtdatahash" xmlns:w16se="http://schemas.microsoft.com/office/word/2015/wordml/symex" xmlns:wpg="http://schemas.microsoft.com/office/word/2010/wordprocessingGroup" xmlns:wpi="http://schemas.microsoft.com/office/word/2010/wordprocessingInk" xmlns:wne="http://schemas.microsoft.com/office/word/2006/wordml" xmlns:wps="http://schemas.microsoft.com/office/word/2010/wordprocessingShape" mc:Ignorable="w14 w15 w16se w16cid w16 w16cex w16sdtdh wp14">
+  <w:p>
+    <w:pPr>
+      <w:pStyle w:val="Footer"/>
+    </w:pPr>
+  </w:p>
+</w:ftr>
+</file>
+
+<file path=word/footer2.xml><?xml version="1.0" encoding="utf-8"?>
+<w:ftr xmlns:wpc="http://schemas.microsoft.com/office/word/2010/wordprocessingCanvas" xmlns:cx="http://schemas.microsoft.com/office/drawing/2014/chartex" xmlns:cx1="http://schemas.microsoft.com/office/drawing/2015/9/8/chartex" xmlns:cx2="http://schemas.microsoft.com/office/drawing/2015/10/21/chartex" xmlns:cx3="http://schemas.microsoft.com/office/drawing/2016/5/9/chartex" xmlns:cx4="http://schemas.microsoft.com/office/drawing/2016/5/10/chartex" xmlns:cx5="http://schemas.microsoft.com/office/drawing/2016/5/11/chartex" xmlns:cx6="http://schemas.microsoft.com/office/drawing/2016/5/12/chartex" xmlns:cx7="http://schemas.microsoft.com/office/drawing/2016/5/13/chartex" xmlns:cx8="http://schemas.microsoft.com/office/drawing/2016/5/14/chartex" xmlns:mc="http://schemas.openxmlformats.org/markup-compatibility/2006" xmlns:aink="http://schemas.microsoft.com/office/drawing/2016/ink" xmlns:am3d="http://schemas.microsoft.com/office/drawing/2017/model3d" xmlns:o="urn:schemas-microsoft-com:office:office" xmlns:oel="http://schemas.microsoft.com/office/2019/extlst" xmlns:r="http://schemas.openxmlformats.org/officeDocument/2006/relationships" xmlns:m="http://schemas.openxmlformats.org/officeDocument/2006/math" xmlns:v="urn:schemas-microsoft-com:vml" xmlns:wp14="http://schemas.microsoft.com/office/word/2010/wordprocessingDrawing" xmlns:wp="http://schemas.openxmlformats.org/drawingml/2006/wordprocessingDrawing" xmlns:w10="urn:schemas-microsoft-com:office:word" xmlns:w="http://schemas.openxmlformats.org/wordprocessingml/2006/main" xmlns:w14="http://schemas.microsoft.com/office/word/2010/wordml" xmlns:w15="http://schemas.microsoft.com/office/word/2012/wordml" xmlns:w16cex="http://schemas.microsoft.com/office/word/2018/wordml/cex" xmlns:w16cid="http://schemas.microsoft.com/office/word/2016/wordml/cid" xmlns:w16="http://schemas.microsoft.com/office/word/2018/wordml" xmlns:w16sdtdh="http://schemas.microsoft.com/office/word/2020/wordml/sdtdatahash" xmlns:w16se="http://schemas.microsoft.com/office/word/2015/wordml/symex" xmlns:wpg="http://schemas.microsoft.com/office/word/2010/wordprocessingGroup" xmlns:wpi="http://schemas.microsoft.com/office/word/2010/wordprocessingInk" xmlns:wne="http://schemas.microsoft.com/office/word/2006/wordml" xmlns:wps="http://schemas.microsoft.com/office/word/2010/wordprocessingShape" mc:Ignorable="w14 w15 w16se w16cid w16 w16cex w16sdtdh wp14">
+  <w:sdt>
+    <w:sdtPr>
+      <w:id w:val="2039927269"/>
+      <w:docPartObj>
+        <w:docPartGallery w:val="Page Numbers (Bottom of Page)"/>
+        <w:docPartUnique/>
+      </w:docPartObj>
+    </w:sdtPr>
+    <w:sdtEndPr>
+      <w:rPr>
+        <w:noProof/>
+      </w:rPr>
+    </w:sdtEndPr>
+    <w:sdtContent>
+      <w:p>
+        <w:pPr>
+          <w:pStyle w:val="Footer"/>
+          <w:jc w:val="center"/>
+        </w:pPr>
+        <w:r>
+          <w:fldChar w:fldCharType="begin"/>
+        </w:r>
+        <w:r>
+          <w:instrText xml:space="preserve"> PAGE   \* MERGEFORMAT </w:instrText>
+        </w:r>
+        <w:r>
+          <w:fldChar w:fldCharType="separate"/>
+        </w:r>
+        <w:r>
+          <w:rPr>
+            <w:noProof/>
+          </w:rPr>
+          <w:t>2</w:t>
+        </w:r>
+        <w:r>
+          <w:rPr>
+            <w:noProof/>
+          </w:rPr>
+          <w:fldChar w:fldCharType="end"/>
+        </w:r>
+      </w:p>
+    </w:sdtContent>
+  </w:sdt>
+  <w:p>
+    <w:pPr>
+      <w:pStyle w:val="Footer"/>
+    </w:pPr>
+  </w:p>
+</w:ftr>
+</file>
+
+<file path=word/footer3.xml><?xml version="1.0" encoding="utf-8"?>
+<w:ftr xmlns:wpc="http://schemas.microsoft.com/office/word/2010/wordprocessingCanvas" xmlns:cx="http://schemas.microsoft.com/office/drawing/2014/chartex" xmlns:cx1="http://schemas.microsoft.com/office/drawing/2015/9/8/chartex" xmlns:cx2="http://schemas.microsoft.com/office/drawing/2015/10/21/chartex" xmlns:cx3="http://schemas.microsoft.com/office/drawing/2016/5/9/chartex" xmlns:cx4="http://schemas.microsoft.com/office/drawing/2016/5/10/chartex" xmlns:cx5="http://schemas.microsoft.com/office/drawing/2016/5/11/chartex" xmlns:cx6="http://schemas.microsoft.com/office/drawing/2016/5/12/chartex" xmlns:cx7="http://schemas.microsoft.com/office/drawing/2016/5/13/chartex" xmlns:cx8="http://schemas.microsoft.com/office/drawing/2016/5/14/chartex" xmlns:mc="http://schemas.openxmlformats.org/markup-compatibility/2006" xmlns:aink="http://schemas.microsoft.com/office/drawing/2016/ink" xmlns:am3d="http://schemas.microsoft.com/office/drawing/2017/model3d" xmlns:o="urn:schemas-microsoft-com:office:office" xmlns:oel="http://schemas.microsoft.com/office/2019/extlst" xmlns:r="http://schemas.openxmlformats.org/officeDocument/2006/relationships" xmlns:m="http://schemas.openxmlformats.org/officeDocument/2006/math" xmlns:v="urn:schemas-microsoft-com:vml" xmlns:wp14="http://schemas.microsoft.com/office/word/2010/wordprocessingDrawing" xmlns:wp="http://schemas.openxmlformats.org/drawingml/2006/wordprocessingDrawing" xmlns:w10="urn:schemas-microsoft-com:office:word" xmlns:w="http://schemas.openxmlformats.org/wordprocessingml/2006/main" xmlns:w14="http://schemas.microsoft.com/office/word/2010/wordml" xmlns:w15="http://schemas.microsoft.com/office/word/2012/wordml" xmlns:w16cex="http://schemas.microsoft.com/office/word/2018/wordml/cex" xmlns:w16cid="http://schemas.microsoft.com/office/word/2016/wordml/cid" xmlns:w16="http://schemas.microsoft.com/office/word/2018/wordml" xmlns:w16sdtdh="http://schemas.microsoft.com/office/word/2020/wordml/sdtdatahash" xmlns:w16se="http://schemas.microsoft.com/office/word/2015/wordml/symex" xmlns:wpg="http://schemas.microsoft.com/office/word/2010/wordprocessingGroup" xmlns:wpi="http://schemas.microsoft.com/office/word/2010/wordprocessingInk" xmlns:wne="http://schemas.microsoft.com/office/word/2006/wordml" xmlns:wps="http://schemas.microsoft.com/office/word/2010/wordprocessingShape" mc:Ignorable="w14 w15 w16se w16cid w16 w16cex w16sdtdh wp14">
+  <w:p>
+    <w:pPr>
+      <w:pStyle w:val="Footer"/>
+    </w:pPr>
+  </w:p>
+</w:ftr>
+</file>
+
+<file path=word/footnotes.xml><?xml version="1.0" encoding="utf-8"?>
+<w:footnotes xmlns:wpc="http://schemas.microsoft.com/office/word/2010/wordprocessingCanvas" xmlns:cx="http://schemas.microsoft.com/office/drawing/2014/chartex" xmlns:cx1="http://schemas.microsoft.com/office/drawing/2015/9/8/chartex" xmlns:cx2="http://schemas.microsoft.com/office/drawing/2015/10/21/chartex" xmlns:cx3="http://schemas.microsoft.com/office/drawing/2016/5/9/chartex" xmlns:cx4="http://schemas.microsoft.com/office/drawing/2016/5/10/chartex" xmlns:cx5="http://schemas.microsoft.com/office/drawing/2016/5/11/chartex" xmlns:cx6="http://schemas.microsoft.com/office/drawing/2016/5/12/chartex" xmlns:cx7="http://schemas.microsoft.com/office/drawing/2016/5/13/chartex" xmlns:cx8="http://schemas.microsoft.com/office/drawing/2016/5/14/chartex" xmlns:mc="http://schemas.openxmlformats.org/markup-compatibility/2006" xmlns:aink="http://schemas.microsoft.com/office/drawing/2016/ink" xmlns:am3d="http://schemas.microsoft.com/office/drawing/2017/model3d" xmlns:o="urn:schemas-microsoft-com:office:office" xmlns:oel="http://schemas.microsoft.com/office/2019/extlst" xmlns:r="http://schemas.openxmlformats.org/officeDocument/2006/relationships" xmlns:m="http://schemas.openxmlformats.org/officeDocument/2006/math" xmlns:v="urn:schemas-microsoft-com:vml" xmlns:wp14="http://schemas.microsoft.com/office/word/2010/wordprocessingDrawing" xmlns:wp="http://schemas.openxmlformats.org/drawingml/2006/wordprocessingDrawing" xmlns:w10="urn:schemas-microsoft-com:office:word" xmlns:w="http://schemas.openxmlformats.org/wordprocessingml/2006/main" xmlns:w14="http://schemas.microsoft.com/office/word/2010/wordml" xmlns:w15="http://schemas.microsoft.com/office/word/2012/wordml" xmlns:w16cex="http://schemas.microsoft.com/office/word/2018/wordml/cex" xmlns:w16cid="http://schemas.microsoft.com/office/word/2016/wordml/cid" xmlns:w16="http://schemas.microsoft.com/office/word/2018/wordml" xmlns:w16sdtdh="http://schemas.microsoft.com/office/word/2020/wordml/sdtdatahash" xmlns:w16se="http://schemas.microsoft.com/office/word/2015/wordml/symex" xmlns:wpg="http://schemas.microsoft.com/office/word/2010/wordprocessingGroup" xmlns:wpi="http://schemas.microsoft.com/office/word/2010/wordprocessingInk" xmlns:wne="http://schemas.microsoft.com/office/word/2006/wordml" xmlns:wps="http://schemas.microsoft.com/office/word/2010/wordprocessingShape" mc:Ignorable="w14 w15 w16se w16cid w16 w16cex w16sdtdh wp14">
+  <w:footnote w:type="separator" w:id="-1">
+    <w:p>
+      <w:pPr>
+        <w:spacing w:after="0" w:line="240" w:lineRule="auto"/>
+      </w:pPr>
+      <w:r>
+        <w:separator/>
+      </w:r>
+    </w:p>
+  </w:footnote>
+  <w:footnote w:type="continuationSeparator" w:id="0">
+    <w:p>
+      <w:pPr>
+        <w:spacing w:after="0" w:line="240" w:lineRule="auto"/>
+      </w:pPr>
+      <w:r>
+        <w:continuationSeparator/>
+      </w:r>
+    </w:p>
+  </w:footnote>
+</w:footnotes>
+</file>
+
+<file path=word/header1.xml><?xml version="1.0" encoding="utf-8"?>
+<w:hdr xmlns:wpc="http://schemas.microsoft.com/office/word/2010/wordprocessingCanvas" xmlns:cx="http://schemas.microsoft.com/office/drawing/2014/chartex" xmlns:cx1="http://schemas.microsoft.com/office/drawing/2015/9/8/chartex" xmlns:cx2="http://schemas.microsoft.com/office/drawing/2015/10/21/chartex" xmlns:cx3="http://schemas.microsoft.com/office/drawing/2016/5/9/chartex" xmlns:cx4="http://schemas.microsoft.com/office/drawing/2016/5/10/chartex" xmlns:cx5="http://schemas.microsoft.com/office/drawing/2016/5/11/chartex" xmlns:cx6="http://schemas.microsoft.com/office/drawing/2016/5/12/chartex" xmlns:cx7="http://schemas.microsoft.com/office/drawing/2016/5/13/chartex" xmlns:cx8="http://schemas.microsoft.com/office/drawing/2016/5/14/chartex" xmlns:mc="http://schemas.openxmlformats.org/markup-compatibility/2006" xmlns:aink="http://schemas.microsoft.com/office/drawing/2016/ink" xmlns:am3d="http://schemas.microsoft.com/office/drawing/2017/model3d" xmlns:o="urn:schemas-microsoft-com:office:office" xmlns:oel="http://schemas.microsoft.com/office/2019/extlst" xmlns:r="http://schemas.openxmlformats.org/officeDocument/2006/relationships" xmlns:m="http://schemas.openxmlformats.org/officeDocument/2006/math" xmlns:v="urn:schemas-microsoft-com:vml" xmlns:wp14="http://schemas.microsoft.com/office/word/2010/wordprocessingDrawing" xmlns:wp="http://schemas.openxmlformats.org/drawingml/2006/wordprocessingDrawing" xmlns:w10="urn:schemas-microsoft-com:office:word" xmlns:w="http://schemas.openxmlformats.org/wordprocessingml/2006/main" xmlns:w14="http://schemas.microsoft.com/office/word/2010/wordml" xmlns:w15="http://schemas.microsoft.com/office/word/2012/wordml" xmlns:w16cex="http://schemas.microsoft.com/office/word/2018/wordml/cex" xmlns:w16cid="http://schemas.microsoft.com/office/word/2016/wordml/cid" xmlns:w16="http://schemas.microsoft.com/office/word/2018/wordml" xmlns:w16sdtdh="http://schemas.microsoft.com/office/word/2020/wordml/sdtdatahash" xmlns:w16se="http://schemas.microsoft.com/office/word/2015/wordml/symex" xmlns:wpg="http://schemas.microsoft.com/office/word/2010/wordprocessingGroup" xmlns:wpi="http://schemas.microsoft.com/office/word/2010/wordprocessingInk" xmlns:wne="http://schemas.microsoft.com/office/word/2006/wordml" xmlns:wps="http://schemas.microsoft.com/office/word/2010/wordprocessingShape" mc:Ignorable="w14 w15 w16se w16cid w16 w16cex w16sdtdh wp14">
+  <w:p>
+    <w:pPr>
+      <w:pStyle w:val="Header"/>
+    </w:pPr>
+  </w:p>
+</w:hdr>
+</file>
+
+<file path=word/header2.xml><?xml version="1.0" encoding="utf-8"?>
+<w:hdr xmlns:wpc="http://schemas.microsoft.com/office/word/2010/wordprocessingCanvas" xmlns:cx="http://schemas.microsoft.com/office/drawing/2014/chartex" xmlns:cx1="http://schemas.microsoft.com/office/drawing/2015/9/8/chartex" xmlns:cx2="http://schemas.microsoft.com/office/drawing/2015/10/21/chartex" xmlns:cx3="http://schemas.microsoft.com/office/drawing/2016/5/9/chartex" xmlns:cx4="http://schemas.microsoft.com/office/drawing/2016/5/10/chartex" xmlns:cx5="http://schemas.microsoft.com/office/drawing/2016/5/11/chartex" xmlns:cx6="http://schemas.microsoft.com/office/drawing/2016/5/12/chartex" xmlns:cx7="http://schemas.microsoft.com/office/drawing/2016/5/13/chartex" xmlns:cx8="http://schemas.microsoft.com/office/drawing/2016/5/14/chartex" xmlns:mc="http://schemas.openxmlformats.org/markup-compatibility/2006" xmlns:aink="http://schemas.microsoft.com/office/drawing/2016/ink" xmlns:am3d="http://schemas.microsoft.com/office/drawing/2017/model3d" xmlns:o="urn:schemas-microsoft-com:office:office" xmlns:oel="http://schemas.microsoft.com/office/2019/extlst" xmlns:r="http://schemas.openxmlformats.org/officeDocument/2006/relationships" xmlns:m="http://schemas.openxmlformats.org/officeDocument/2006/math" xmlns:v="urn:schemas-microsoft-com:vml" xmlns:wp14="http://schemas.microsoft.com/office/word/2010/wordprocessingDrawing" xmlns:wp="http://schemas.openxmlformats.org/drawingml/2006/wordprocessingDrawing" xmlns:w10="urn:schemas-microsoft-com:office:word" xmlns:w="http://schemas.openxmlformats.org/wordprocessingml/2006/main" xmlns:w14="http://schemas.microsoft.com/office/word/2010/wordml" xmlns:w15="http://schemas.microsoft.com/office/word/2012/wordml" xmlns:w16cex="http://schemas.microsoft.com/office/word/2018/wordml/cex" xmlns:w16cid="http://schemas.microsoft.com/office/word/2016/wordml/cid" xmlns:w16="http://schemas.microsoft.com/office/word/2018/wordml" xmlns:w16sdtdh="http://schemas.microsoft.com/office/word/2020/wordml/sdtdatahash" xmlns:w16se="http://schemas.microsoft.com/office/word/2015/wordml/symex" xmlns:wpg="http://schemas.microsoft.com/office/word/2010/wordprocessingGroup" xmlns:wpi="http://schemas.microsoft.com/office/word/2010/wordprocessingInk" xmlns:wne="http://schemas.microsoft.com/office/word/2006/wordml" xmlns:wps="http://schemas.microsoft.com/office/word/2010/wordprocessingShape" mc:Ignorable="w14 w15 w16se w16cid w16 w16cex w16sdtdh wp14">
+  <w:p>
+    <w:pPr>
+      <w:pStyle w:val="Header"/>
+    </w:pPr>
+  </w:p>
+</w:hdr>
+</file>
+
+<file path=word/header3.xml><?xml version="1.0" encoding="utf-8"?>
+<w:hdr xmlns:wpc="http://schemas.microsoft.com/office/word/2010/wordprocessingCanvas" xmlns:cx="http://schemas.microsoft.com/office/drawing/2014/chartex" xmlns:cx1="http://schemas.microsoft.com/office/drawing/2015/9/8/chartex" xmlns:cx2="http://schemas.microsoft.com/office/drawing/2015/10/21/chartex" xmlns:cx3="http://schemas.microsoft.com/office/drawing/2016/5/9/chartex" xmlns:cx4="http://schemas.microsoft.com/office/drawing/2016/5/10/chartex" xmlns:cx5="http://schemas.microsoft.com/office/drawing/2016/5/11/chartex" xmlns:cx6="http://schemas.microsoft.com/office/drawing/2016/5/12/chartex" xmlns:cx7="http://schemas.microsoft.com/office/drawing/2016/5/13/chartex" xmlns:cx8="http://schemas.microsoft.com/office/drawing/2016/5/14/chartex" xmlns:mc="http://schemas.openxmlformats.org/markup-compatibility/2006" xmlns:aink="http://schemas.microsoft.com/office/drawing/2016/ink" xmlns:am3d="http://schemas.microsoft.com/office/drawing/2017/model3d" xmlns:o="urn:schemas-microsoft-com:office:office" xmlns:oel="http://schemas.microsoft.com/office/2019/extlst" xmlns:r="http://schemas.openxmlformats.org/officeDocument/2006/relationships" xmlns:m="http://schemas.openxmlformats.org/officeDocument/2006/math" xmlns:v="urn:schemas-microsoft-com:vml" xmlns:wp14="http://schemas.microsoft.com/office/word/2010/wordprocessingDrawing" xmlns:wp="http://schemas.openxmlformats.org/drawingml/2006/wordprocessingDrawing" xmlns:w10="urn:schemas-microsoft-com:office:word" xmlns:w="http://schemas.openxmlformats.org/wordprocessingml/2006/main" xmlns:w14="http://schemas.microsoft.com/office/word/2010/wordml" xmlns:w15="http://schemas.microsoft.com/office/word/2012/wordml" xmlns:w16cex="http://schemas.microsoft.com/office/word/2018/wordml/cex" xmlns:w16cid="http://schemas.microsoft.com/office/word/2016/wordml/cid" xmlns:w16="http://schemas.microsoft.com/office/word/2018/wordml" xmlns:w16sdtdh="http://schemas.microsoft.com/office/word/2020/wordml/sdtdatahash" xmlns:w16se="http://schemas.microsoft.com/office/word/2015/wordml/symex" xmlns:wpg="http://schemas.microsoft.com/office/word/2010/wordprocessingGroup" xmlns:wpi="http://schemas.microsoft.com/office/word/2010/wordprocessingInk" xmlns:wne="http://schemas.microsoft.com/office/word/2006/wordml" xmlns:wps="http://schemas.microsoft.com/office/word/2010/wordprocessingShape" mc:Ignorable="w14 w15 w16se w16cid w16 w16cex w16sdtdh wp14">
+  <w:p>
+    <w:pPr>
+      <w:pStyle w:val="Header"/>
+    </w:pPr>
+  </w:p>
+</w:hdr>
 </file>
 
 <file path=word/numbering.xml><?xml version="1.0" encoding="utf-8"?>
@@ -3148,6 +2812,60 @@
       <w:u w:val="single"/>
     </w:rPr>
   </w:style>
+  <w:style w:type="paragraph" w:styleId="Header">
+    <w:name w:val="header"/>
+    <w:basedOn w:val="Normal"/>
+    <w:link w:val="HeaderChar"/>
+    <w:uiPriority w:val="99"/>
+    <w:unhideWhenUsed/>
+    <w:rsid w:val="00974069"/>
+    <w:pPr>
+      <w:tabs>
+        <w:tab w:val="center" w:pos="4513"/>
+        <w:tab w:val="right" w:pos="9026"/>
+      </w:tabs>
+      <w:spacing w:after="0" w:line="240" w:lineRule="auto"/>
+    </w:pPr>
+  </w:style>
+  <w:style w:type="character" w:customStyle="1" w:styleId="HeaderChar">
+    <w:name w:val="Header Char"/>
+    <w:basedOn w:val="DefaultParagraphFont"/>
+    <w:link w:val="Header"/>
+    <w:uiPriority w:val="99"/>
+    <w:rsid w:val="00974069"/>
+    <w:rPr>
+      <w:rFonts w:ascii="Times New Roman" w:eastAsia="Times New Roman" w:hAnsi="Times New Roman" w:cs="Times New Roman"/>
+      <w:color w:val="000000"/>
+      <w:sz w:val="24"/>
+    </w:rPr>
+  </w:style>
+  <w:style w:type="paragraph" w:styleId="Footer">
+    <w:name w:val="footer"/>
+    <w:basedOn w:val="Normal"/>
+    <w:link w:val="FooterChar"/>
+    <w:uiPriority w:val="99"/>
+    <w:unhideWhenUsed/>
+    <w:rsid w:val="00974069"/>
+    <w:pPr>
+      <w:tabs>
+        <w:tab w:val="center" w:pos="4513"/>
+        <w:tab w:val="right" w:pos="9026"/>
+      </w:tabs>
+      <w:spacing w:after="0" w:line="240" w:lineRule="auto"/>
+    </w:pPr>
+  </w:style>
+  <w:style w:type="character" w:customStyle="1" w:styleId="FooterChar">
+    <w:name w:val="Footer Char"/>
+    <w:basedOn w:val="DefaultParagraphFont"/>
+    <w:link w:val="Footer"/>
+    <w:uiPriority w:val="99"/>
+    <w:rsid w:val="00974069"/>
+    <w:rPr>
+      <w:rFonts w:ascii="Times New Roman" w:eastAsia="Times New Roman" w:hAnsi="Times New Roman" w:cs="Times New Roman"/>
+      <w:color w:val="000000"/>
+      <w:sz w:val="24"/>
+    </w:rPr>
+  </w:style>
 </w:styles>
 </file>
 
